--- a/HR Documents/templates/Staff Appraisal Form - INJAAZ (before header).docx
+++ b/HR Documents/templates/Staff Appraisal Form - INJAAZ (before header).docx
@@ -66,7 +66,7 @@
                     <a:graphicData uri="http://schemas.openxmlformats.org/drawingml/2006/picture">
                       <pic:pic>
                         <pic:nvPicPr>
-                          <pic:cNvPr id="0" name="logo.png"/>
+                          <pic:cNvPr id="0" name="image.png"/>
                           <pic:cNvPicPr/>
                         </pic:nvPicPr>
                         <pic:blipFill>
